--- a/docs/report-builder-user-guide.docx
+++ b/docs/report-builder-user-guide.docx
@@ -7,7 +7,7 @@
         <w:pStyle w:val="Title"/>
       </w:pPr>
       <w:r>
-        <w:t xml:space="preserve">Report Builder — User Guide (with GCIS Compliance Templates)</w:t>
+        <w:t xml:space="preserve">Report Builder — User Guide (with Records Management Compliance Templates)</w:t>
       </w:r>
     </w:p>
     <w:p>
@@ -3737,13 +3737,13 @@
       </w:r>
     </w:p>
     <w:bookmarkEnd w:id="62"/>
-    <w:bookmarkStart w:id="66" w:name="gcis-compliance-templates-may-2026"/>
+    <w:bookmarkStart w:id="66" w:name="X8762b7cf010a3abeeb36aac3ab335fd5d27f48e"/>
     <w:p>
       <w:pPr>
         <w:pStyle w:val="Heading2"/>
       </w:pPr>
       <w:r>
-        <w:t xml:space="preserve">GCIS Compliance Templates (May 2026)</w:t>
+        <w:t xml:space="preserve">Records Management Compliance Templates (May 2026)</w:t>
       </w:r>
     </w:p>
     <w:p>
@@ -3760,7 +3760,7 @@
         <w:rPr>
           <w:rStyle w:val="VerbatimChar"/>
         </w:rPr>
-        <w:t xml:space="preserve">gcis_compliance</w:t>
+        <w:t xml:space="preserve">records_management_compliance</w:t>
       </w:r>
       <w:r>
         <w:t xml:space="preserve"> </w:t>
@@ -3781,36 +3781,7 @@
         <w:t xml:space="preserve"> </w:t>
       </w:r>
       <w:r>
-        <w:t xml:space="preserve">(ids 21–25) and map directly to GCIS RFB-001 clauses</w:t>
-      </w:r>
-      <w:r>
-        <w:t xml:space="preserve"> </w:t>
-      </w:r>
-      <w:r>
-        <w:rPr>
-          <w:bCs/>
-          <w:b/>
-        </w:rPr>
-        <w:t xml:space="preserve">4.1.1.14.e–h</w:t>
-      </w:r>
-      <w:r>
-        <w:t xml:space="preserve"> </w:t>
-      </w:r>
-      <w:r>
-        <w:t xml:space="preserve">plus</w:t>
-      </w:r>
-      <w:r>
-        <w:t xml:space="preserve"> </w:t>
-      </w:r>
-      <w:r>
-        <w:rPr>
-          <w:bCs/>
-          <w:b/>
-        </w:rPr>
-        <w:t xml:space="preserve">4.1.1.12.f</w:t>
-      </w:r>
-      <w:r>
-        <w:t xml:space="preserve">. Operators run them via the existing Reports admin (Admin → Reports → New report → Pick a template).</w:t>
+        <w:t xml:space="preserve">(ids 21–25). They provide turn-key coverage for the most-asked records-management compliance reports — audit summary, access logs, metadata integrity, retention status, and an executive consolidated dashboard — and require no setup beyond opening them. Operators run them via the existing Reports admin (Admin → Reports → New report → Pick a template).</w:t>
       </w:r>
     </w:p>
     <w:tbl>
@@ -3821,9 +3792,8 @@
         <w:jc w:val="start"/>
       </w:tblPr>
       <w:tblGrid>
-        <w:gridCol w:w="2640"/>
-        <w:gridCol w:w="2640"/>
-        <w:gridCol w:w="2640"/>
+        <w:gridCol w:w="3960"/>
+        <w:gridCol w:w="3960"/>
       </w:tblGrid>
       <w:tr>
         <w:trPr>
@@ -3838,18 +3808,6 @@
             </w:pPr>
             <w:r>
               <w:t xml:space="preserve">Template</w:t>
-            </w:r>
-          </w:p>
-        </w:tc>
-        <w:tc>
-          <w:tcPr/>
-          <w:p>
-            <w:pPr>
-              <w:pStyle w:val="Compact"/>
-              <w:jc w:val="left"/>
-            </w:pPr>
-            <w:r>
-              <w:t xml:space="preserve">Bid clause</w:t>
             </w:r>
           </w:p>
         </w:tc>
@@ -3879,19 +3837,7 @@
                 <w:bCs/>
                 <w:b/>
               </w:rPr>
-              <w:t xml:space="preserve">GCIS Compliance: Audit Summary</w:t>
-            </w:r>
-          </w:p>
-        </w:tc>
-        <w:tc>
-          <w:tcPr/>
-          <w:p>
-            <w:pPr>
-              <w:pStyle w:val="Compact"/>
-              <w:jc w:val="left"/>
-            </w:pPr>
-            <w:r>
-              <w:t xml:space="preserve">4.1.1.14.e (audit reports)</w:t>
+              <w:t xml:space="preserve">Records Management Compliance: Audit Summary</w:t>
             </w:r>
           </w:p>
         </w:tc>
@@ -3921,19 +3867,7 @@
                 <w:bCs/>
                 <w:b/>
               </w:rPr>
-              <w:t xml:space="preserve">GCIS Compliance: Access Logs &amp; User Activity</w:t>
-            </w:r>
-          </w:p>
-        </w:tc>
-        <w:tc>
-          <w:tcPr/>
-          <w:p>
-            <w:pPr>
-              <w:pStyle w:val="Compact"/>
-              <w:jc w:val="left"/>
-            </w:pPr>
-            <w:r>
-              <w:t xml:space="preserve">4.1.1.14.f (access logs + user activity tracking)</w:t>
+              <w:t xml:space="preserve">Records Management Compliance: Access Logs &amp; User Activity</w:t>
             </w:r>
           </w:p>
         </w:tc>
@@ -3963,19 +3897,7 @@
                 <w:bCs/>
                 <w:b/>
               </w:rPr>
-              <w:t xml:space="preserve">GCIS Compliance: Metadata Integrity</w:t>
-            </w:r>
-          </w:p>
-        </w:tc>
-        <w:tc>
-          <w:tcPr/>
-          <w:p>
-            <w:pPr>
-              <w:pStyle w:val="Compact"/>
-              <w:jc w:val="left"/>
-            </w:pPr>
-            <w:r>
-              <w:t xml:space="preserve">4.1.1.14.g (metadata integrity verification)</w:t>
+              <w:t xml:space="preserve">Records Management Compliance: Metadata Integrity</w:t>
             </w:r>
           </w:p>
         </w:tc>
@@ -4005,19 +3927,7 @@
                 <w:bCs/>
                 <w:b/>
               </w:rPr>
-              <w:t xml:space="preserve">GCIS Compliance: Retention Status &amp; Lifecycle</w:t>
-            </w:r>
-          </w:p>
-        </w:tc>
-        <w:tc>
-          <w:tcPr/>
-          <w:p>
-            <w:pPr>
-              <w:pStyle w:val="Compact"/>
-              <w:jc w:val="left"/>
-            </w:pPr>
-            <w:r>
-              <w:t xml:space="preserve">4.1.1.14.h + 4.1.1.13</w:t>
+              <w:t xml:space="preserve">Records Management Compliance: Retention Status &amp; Lifecycle</w:t>
             </w:r>
           </w:p>
         </w:tc>
@@ -4047,19 +3957,7 @@
                 <w:bCs/>
                 <w:b/>
               </w:rPr>
-              <w:t xml:space="preserve">GCIS Compliance: Consolidated Quarterly Dashboard</w:t>
-            </w:r>
-          </w:p>
-        </w:tc>
-        <w:tc>
-          <w:tcPr/>
-          <w:p>
-            <w:pPr>
-              <w:pStyle w:val="Compact"/>
-              <w:jc w:val="left"/>
-            </w:pPr>
-            <w:r>
-              <w:t xml:space="preserve">4.1.1.14.e–h synthesised</w:t>
+              <w:t xml:space="preserve">Records Management Compliance: Consolidated Quarterly Dashboard</w:t>
             </w:r>
           </w:p>
         </w:tc>
@@ -4498,13 +4396,13 @@
       </w:r>
     </w:p>
     <w:bookmarkEnd w:id="64"/>
-    <w:bookmarkStart w:id="65" w:name="X06c4efbcab4ad49a3ebfc268a3a8328161d7273"/>
+    <w:bookmarkStart w:id="65" w:name="X3add001472ecc082b1d4dbae033607a2261b517"/>
     <w:p>
       <w:pPr>
         <w:pStyle w:val="Heading3"/>
       </w:pPr>
       <w:r>
-        <w:t xml:space="preserve">Customising for a specific GCIS directorate</w:t>
+        <w:t xml:space="preserve">Customising for a specific department or business unit</w:t>
       </w:r>
     </w:p>
     <w:p>
@@ -4629,7 +4527,7 @@
         <w:rPr>
           <w:rStyle w:val="VerbatimChar"/>
         </w:rPr>
-        <w:t xml:space="preserve">gcis_compliance</w:t>
+        <w:t xml:space="preserve">records_management_compliance</w:t>
       </w:r>
       <w:r>
         <w:t xml:space="preserve"> </w:t>
